--- a/docs/ux/2.Kalkulator.docx
+++ b/docs/ux/2.Kalkulator.docx
@@ -4,46 +4,9 @@
   <w:body>
     <w:p>
       <w:r>
-        <w:drawing>
-          <wp:inline distT="0" distB="0" distL="0" distR="0" wp14:anchorId="6DD8C468" wp14:editId="2FF3B2D5">
-            <wp:extent cx="4014470" cy="8863330"/>
-            <wp:effectExtent l="0" t="0" r="5080" b="0"/>
-            <wp:docPr id="1" name="Picture 1"/>
-            <wp:cNvGraphicFramePr>
-              <a:graphicFrameLocks xmlns:a="http://schemas.openxmlformats.org/drawingml/2006/main" noChangeAspect="1"/>
-            </wp:cNvGraphicFramePr>
-            <a:graphic xmlns:a="http://schemas.openxmlformats.org/drawingml/2006/main">
-              <a:graphicData uri="http://schemas.openxmlformats.org/drawingml/2006/picture">
-                <pic:pic xmlns:pic="http://schemas.openxmlformats.org/drawingml/2006/picture">
-                  <pic:nvPicPr>
-                    <pic:cNvPr id="1" name=""/>
-                    <pic:cNvPicPr/>
-                  </pic:nvPicPr>
-                  <pic:blipFill>
-                    <a:blip r:embed="rId4"/>
-                    <a:stretch>
-                      <a:fillRect/>
-                    </a:stretch>
-                  </pic:blipFill>
-                  <pic:spPr>
-                    <a:xfrm>
-                      <a:off x="0" y="0"/>
-                      <a:ext cx="4014470" cy="8863330"/>
-                    </a:xfrm>
-                    <a:prstGeom prst="rect">
-                      <a:avLst/>
-                    </a:prstGeom>
-                  </pic:spPr>
-                </pic:pic>
-              </a:graphicData>
-            </a:graphic>
-          </wp:inline>
-        </w:drawing>
-      </w:r>
-    </w:p>
-    <w:p>
-      <w:r>
-        <w:lastRenderedPageBreak/>
+        <w:rPr>
+          <w:noProof/>
+        </w:rPr>
         <w:drawing>
           <wp:inline distT="0" distB="0" distL="0" distR="0" wp14:anchorId="1911BC5F" wp14:editId="58744294">
             <wp:extent cx="1586865" cy="8863330"/>
@@ -60,7 +23,7 @@
                     <pic:cNvPicPr/>
                   </pic:nvPicPr>
                   <pic:blipFill>
-                    <a:blip r:embed="rId5"/>
+                    <a:blip r:embed="rId6"/>
                     <a:stretch>
                       <a:fillRect/>
                     </a:stretch>
@@ -80,71 +43,404 @@
           </wp:inline>
         </w:drawing>
       </w:r>
+    </w:p>
+    <w:p>
+      <w:pPr>
+        <w:rPr>
+          <w:lang w:val="en-US"/>
+        </w:rPr>
+      </w:pPr>
+      <w:r>
+        <w:rPr>
+          <w:lang w:val="en-US"/>
+        </w:rPr>
+        <w:t xml:space="preserve">Use Case </w:t>
+      </w:r>
+      <w:proofErr w:type="spellStart"/>
+      <w:r>
+        <w:rPr>
+          <w:lang w:val="en-US"/>
+        </w:rPr>
+        <w:t>Ekran</w:t>
+      </w:r>
+      <w:proofErr w:type="spellEnd"/>
+      <w:r>
+        <w:rPr>
+          <w:lang w:val="en-US"/>
+        </w:rPr>
+        <w:t xml:space="preserve"> 2 </w:t>
+      </w:r>
+      <w:proofErr w:type="spellStart"/>
+      <w:r>
+        <w:rPr>
+          <w:lang w:val="en-US"/>
+        </w:rPr>
+        <w:t>Kalkulator</w:t>
+      </w:r>
+      <w:proofErr w:type="spellEnd"/>
+      <w:r>
+        <w:rPr>
+          <w:lang w:val="en-US"/>
+        </w:rPr>
+        <w:t xml:space="preserve"> </w:t>
+      </w:r>
+      <w:proofErr w:type="spellStart"/>
+      <w:r>
+        <w:rPr>
+          <w:lang w:val="en-US"/>
+        </w:rPr>
+        <w:t>p</w:t>
+      </w:r>
+      <w:r>
+        <w:rPr>
+          <w:lang w:val="en-US"/>
+        </w:rPr>
+        <w:t>unktów</w:t>
+      </w:r>
+      <w:proofErr w:type="spellEnd"/>
+    </w:p>
+    <w:p>
+      <w:r>
+        <w:t>Użytkownik wpisuje wynik procentowy z</w:t>
+      </w:r>
+      <w:r>
+        <w:t xml:space="preserve"> egzaminu z języka polskiego, aplikacja wylicza ilość punktów i zapisuje w pamięci</w:t>
+      </w:r>
+      <w:r>
+        <w:t xml:space="preserve"> i wyświetla na polu Twój wynik</w:t>
+      </w:r>
+      <w:r>
+        <w:t>. Aplikacja au</w:t>
+      </w:r>
+      <w:r>
+        <w:t>t</w:t>
+      </w:r>
+      <w:r>
+        <w:t>omatycznie przenosi do kolejnego pola Matematyka. Użytkownik wpisuje wynik procentowy, aplikacja p</w:t>
+      </w:r>
+      <w:r>
+        <w:t>r</w:t>
+      </w:r>
+      <w:r>
+        <w:t>zelicza to na ilość punktów i zapisuje w pamięci dodając do wyniku punktowego z polskiego</w:t>
+      </w:r>
+      <w:r>
+        <w:t xml:space="preserve"> i wyświetla w polu Twój wynik</w:t>
+      </w:r>
+      <w:r>
+        <w:t xml:space="preserve">. </w:t>
+      </w:r>
+      <w:proofErr w:type="spellStart"/>
+      <w:r>
+        <w:t>Uzytkownik</w:t>
+      </w:r>
+      <w:proofErr w:type="spellEnd"/>
+      <w:r>
+        <w:t xml:space="preserve"> zostaje przeniesiony do pola </w:t>
+      </w:r>
+      <w:proofErr w:type="spellStart"/>
+      <w:r>
+        <w:t>Jezyk</w:t>
+      </w:r>
+      <w:proofErr w:type="spellEnd"/>
+      <w:r>
+        <w:t xml:space="preserve"> obcy, wpisuje wynik procentowy z egza</w:t>
+      </w:r>
+      <w:r>
+        <w:t>m</w:t>
+      </w:r>
+      <w:r>
+        <w:t>inu, aplikacja przelicza go na wynik punktowy, dodaje do punktów z polskiego i matematyki</w:t>
+      </w:r>
+      <w:r>
+        <w:t xml:space="preserve"> </w:t>
+      </w:r>
+      <w:r>
+        <w:t>polskiego i wyświetla</w:t>
+      </w:r>
+      <w:r>
+        <w:t xml:space="preserve"> łączną sumę</w:t>
+      </w:r>
+      <w:r>
+        <w:t xml:space="preserve"> w polu Twój wynik</w:t>
+      </w:r>
+      <w:r>
+        <w:t>.</w:t>
+      </w:r>
+      <w:r>
+        <w:t xml:space="preserve"> </w:t>
+      </w:r>
+    </w:p>
+    <w:p>
+      <w:proofErr w:type="spellStart"/>
+      <w:r>
+        <w:t>U</w:t>
+      </w:r>
+      <w:r>
+        <w:t>z</w:t>
+      </w:r>
+      <w:r>
+        <w:t>ytkownik</w:t>
+      </w:r>
+      <w:proofErr w:type="spellEnd"/>
+      <w:r>
+        <w:t xml:space="preserve"> </w:t>
+      </w:r>
+      <w:proofErr w:type="spellStart"/>
+      <w:r>
+        <w:t>scrolluje</w:t>
+      </w:r>
+      <w:proofErr w:type="spellEnd"/>
+      <w:r>
+        <w:t xml:space="preserve"> niżej do pola wyboru polski (ocena),rozwija listę i wybiera ocenę</w:t>
+      </w:r>
+      <w:r>
+        <w:t>, aplikacja przelicza na punkty, dodaje do wyniku i</w:t>
+      </w:r>
+      <w:r>
+        <w:t xml:space="preserve"> wyświetla łączną sumę w polu Twój wynik. </w:t>
+      </w:r>
+    </w:p>
+    <w:p>
+      <w:r>
+        <w:t xml:space="preserve">Użytkownik </w:t>
+      </w:r>
+      <w:r>
+        <w:t>przechodzi do pola Matma (ocena), rozwija listę i wybiera ocenę,</w:t>
+      </w:r>
+      <w:r>
+        <w:t xml:space="preserve"> </w:t>
+      </w:r>
+      <w:r>
+        <w:t>aplikacja przelicza na punkty, dodaje do wyniku i wyświetla łączną sumę w polu Twój wynik</w:t>
+      </w:r>
+      <w:r>
+        <w:t xml:space="preserve">, </w:t>
+      </w:r>
+      <w:proofErr w:type="spellStart"/>
+      <w:r>
+        <w:t>uzytkownik</w:t>
+      </w:r>
+      <w:proofErr w:type="spellEnd"/>
+      <w:r>
+        <w:t xml:space="preserve"> przechodzi do pola Przedmiot dod.1, rozwija listę, </w:t>
+      </w:r>
+      <w:proofErr w:type="spellStart"/>
+      <w:r>
+        <w:t>scrolluje</w:t>
+      </w:r>
+      <w:proofErr w:type="spellEnd"/>
+      <w:r>
+        <w:t xml:space="preserve"> w poszukiwaniu przedmiotu, naciska na wybrany przedmiot, przechodzi do pola ocena, rozwija listę, naciska wybraną ocenę</w:t>
+      </w:r>
+      <w:r>
+        <w:t xml:space="preserve">, </w:t>
+      </w:r>
+      <w:r>
+        <w:t>aplikacja przelicza na punkty, dodaje do wyniku i wyświetla łączną sumę w polu Twój wynik</w:t>
+      </w:r>
+      <w:r>
+        <w:t xml:space="preserve">, </w:t>
+      </w:r>
+      <w:r>
+        <w:t xml:space="preserve">użytkownik </w:t>
+      </w:r>
+      <w:r>
+        <w:t>przechodzi do prze</w:t>
+      </w:r>
+      <w:r>
+        <w:t>d</w:t>
+      </w:r>
+      <w:r>
+        <w:t xml:space="preserve">miot dod.2, rozwija listę, </w:t>
+      </w:r>
+      <w:proofErr w:type="spellStart"/>
+      <w:r>
+        <w:t>scrolluje</w:t>
+      </w:r>
+      <w:proofErr w:type="spellEnd"/>
+      <w:r>
+        <w:t>, naciska wybrany przedmiot, przechodzi do pola ocena, rozwija listę, naciska wybraną ocenę</w:t>
+      </w:r>
+      <w:r>
+        <w:t>,</w:t>
+      </w:r>
+      <w:r>
+        <w:t xml:space="preserve"> </w:t>
+      </w:r>
+      <w:r>
+        <w:t xml:space="preserve">aplikacja w tle oblicza punkty za </w:t>
+      </w:r>
+      <w:proofErr w:type="spellStart"/>
+      <w:r>
+        <w:t>ocene</w:t>
+      </w:r>
+      <w:proofErr w:type="spellEnd"/>
+      <w:r>
+        <w:t xml:space="preserve">, dodaje w pamięci do punktów z egzaminu </w:t>
+      </w:r>
+      <w:r>
+        <w:t>i wyświetla łączną sumę w polu Twój wynik</w:t>
+      </w:r>
+      <w:r>
+        <w:t>.</w:t>
+      </w:r>
+    </w:p>
+    <w:p>
+      <w:r>
+        <w:t xml:space="preserve">Użytkownik przesuwa pasek wyboru Świadectwo z wyróżnieniem(+7 pkt), aplikacja w pamięci dodaje 7 punktów do łącznej liczby punktów </w:t>
+      </w:r>
+      <w:r>
+        <w:t>i wyświetla łączną sumę w polu Twój wynik.</w:t>
+      </w:r>
+    </w:p>
+    <w:p>
+      <w:r>
+        <w:lastRenderedPageBreak/>
+        <w:t xml:space="preserve">Jeżeli użytkownik odznaczy ten suwak, aplikacja odejmuje 7 punktów o ile wcześniej je dodała </w:t>
+      </w:r>
+      <w:r>
+        <w:t>i wyświetla łączną sumę w polu Twój wynik.</w:t>
+      </w:r>
+      <w:r>
+        <w:t xml:space="preserve"> </w:t>
+      </w:r>
+      <w:r>
+        <w:t>Użytkownik może w ogóle nie poruszyć suwaka, wówczas aplikacja nic nie dodaje ani nie odejmuje</w:t>
+      </w:r>
+      <w:r>
+        <w:t xml:space="preserve"> od łącznego wyniku wyświetlanego w polu Twój wynik</w:t>
+      </w:r>
+      <w:r>
+        <w:t>. Użytkownik może zaznaczyć pole Wolontariat, lista rozwinie opcje Tak (3 pkt), Nie (0 pkt). Domyślnie ustaw</w:t>
+      </w:r>
+      <w:r>
+        <w:t>i</w:t>
+      </w:r>
+      <w:r>
+        <w:t>ony jest wybór Nie (0pkt). Jeżeli użytkownik roz</w:t>
+      </w:r>
+      <w:r>
+        <w:t>w</w:t>
+      </w:r>
+      <w:r>
+        <w:t>inie listę i wybierze Tak (3 pkt) aplikacja do łącznej sumy punktów w pamięci dodaje 3 punkty</w:t>
+      </w:r>
+      <w:r>
+        <w:t xml:space="preserve">. Użytkownik może wpisać punkty za konkursy, maksymalnie 18 punktów. Aplikacja dodaje te </w:t>
+      </w:r>
+      <w:r>
+        <w:t>punkt</w:t>
+      </w:r>
+      <w:r>
+        <w:t>y</w:t>
+      </w:r>
+      <w:r>
+        <w:t xml:space="preserve"> do łącznej liczby punktów i wyświetla łączną sumę w polu Twój wynik.</w:t>
+      </w:r>
+      <w:r>
+        <w:t xml:space="preserve"> Jeśli użytkownik wpisze więcej pu</w:t>
+      </w:r>
+      <w:r>
+        <w:t>n</w:t>
+      </w:r>
+      <w:r>
+        <w:t xml:space="preserve">któw , aplikacja wyświetla </w:t>
+      </w:r>
+      <w:r>
+        <w:t xml:space="preserve">na czerwono </w:t>
+      </w:r>
+      <w:r>
+        <w:t>b</w:t>
+      </w:r>
+      <w:r>
+        <w:t xml:space="preserve">łąd i informację </w:t>
+      </w:r>
+      <w:r>
+        <w:t>„Przekroczono maksymalną liczbę punktów zza konkursy (18 pkt)”</w:t>
+      </w:r>
+    </w:p>
+    <w:p>
+      <w:r>
+        <w:t>Użytkownik może nacisnąć przycisk „Zapisz wynik” – aplikacja zapamiętuje wynik, analizuje ilość punktów pod kątem bazy danych</w:t>
+      </w:r>
+      <w:r>
+        <w:t xml:space="preserve"> liceów</w:t>
+      </w:r>
+      <w:r>
+        <w:t xml:space="preserve"> i wymaganych progów punktowych</w:t>
+      </w:r>
+      <w:r>
+        <w:t>, pisze poniżej w sekcji</w:t>
+      </w:r>
       <w:bookmarkStart w:id="0" w:name="_GoBack"/>
       <w:bookmarkEnd w:id="0"/>
+      <w:r>
+        <w:t xml:space="preserve"> Twoja Analiza krótką ocenę, do jakiego rodzaju szkół użytkownik może się dostać.</w:t>
+      </w:r>
     </w:p>
     <w:p/>
-    <w:p>
-      <w:r>
-        <w:rPr>
-          <w:noProof/>
-        </w:rPr>
-        <w:drawing>
-          <wp:inline distT="0" distB="0" distL="0" distR="0" wp14:anchorId="68DB6CCE" wp14:editId="44EA0DED">
-            <wp:extent cx="1755775" cy="6889115"/>
-            <wp:effectExtent l="0" t="0" r="0" b="6985"/>
-            <wp:docPr id="8" name="Picture 8"/>
-            <wp:cNvGraphicFramePr>
-              <a:graphicFrameLocks xmlns:a="http://schemas.openxmlformats.org/drawingml/2006/main" noChangeAspect="1"/>
-            </wp:cNvGraphicFramePr>
-            <a:graphic xmlns:a="http://schemas.openxmlformats.org/drawingml/2006/main">
-              <a:graphicData uri="http://schemas.openxmlformats.org/drawingml/2006/picture">
-                <pic:pic xmlns:pic="http://schemas.openxmlformats.org/drawingml/2006/picture">
-                  <pic:nvPicPr>
-                    <pic:cNvPr id="0" name="Picture 3"/>
-                    <pic:cNvPicPr>
-                      <a:picLocks noChangeAspect="1" noChangeArrowheads="1"/>
-                    </pic:cNvPicPr>
-                  </pic:nvPicPr>
-                  <pic:blipFill>
-                    <a:blip r:embed="rId6">
-                      <a:extLst>
-                        <a:ext uri="{28A0092B-C50C-407E-A947-70E740481C1C}">
-                          <a14:useLocalDpi xmlns:a14="http://schemas.microsoft.com/office/drawing/2010/main" val="0"/>
-                        </a:ext>
-                      </a:extLst>
-                    </a:blip>
-                    <a:srcRect/>
-                    <a:stretch>
-                      <a:fillRect/>
-                    </a:stretch>
-                  </pic:blipFill>
-                  <pic:spPr bwMode="auto">
-                    <a:xfrm>
-                      <a:off x="0" y="0"/>
-                      <a:ext cx="1755775" cy="6889115"/>
-                    </a:xfrm>
-                    <a:prstGeom prst="rect">
-                      <a:avLst/>
-                    </a:prstGeom>
-                    <a:noFill/>
-                  </pic:spPr>
-                </pic:pic>
-              </a:graphicData>
-            </a:graphic>
-          </wp:inline>
-        </w:drawing>
-      </w:r>
-    </w:p>
+    <w:p/>
+    <w:p/>
     <w:p/>
     <w:sectPr>
       <w:pgSz w:w="11906" w:h="16838"/>
       <w:pgMar w:top="1440" w:right="1440" w:bottom="1440" w:left="1440" w:header="708" w:footer="708" w:gutter="0"/>
-      <w:cols w:space="708"/>
+      <w:cols w:num="2" w:space="708"/>
       <w:docGrid w:linePitch="360"/>
     </w:sectPr>
   </w:body>
 </w:document>
+</file>
+
+<file path=word/endnotes.xml><?xml version="1.0" encoding="utf-8"?>
+<w:endnotes xmlns:wpc="http://schemas.microsoft.com/office/word/2010/wordprocessingCanvas" xmlns:cx="http://schemas.microsoft.com/office/drawing/2014/chartex" xmlns:cx1="http://schemas.microsoft.com/office/drawing/2015/9/8/chartex" xmlns:cx2="http://schemas.microsoft.com/office/drawing/2015/10/21/chartex" xmlns:cx3="http://schemas.microsoft.com/office/drawing/2016/5/9/chartex" xmlns:cx4="http://schemas.microsoft.com/office/drawing/2016/5/10/chartex" xmlns:cx5="http://schemas.microsoft.com/office/drawing/2016/5/11/chartex" xmlns:cx6="http://schemas.microsoft.com/office/drawing/2016/5/12/chartex" xmlns:cx7="http://schemas.microsoft.com/office/drawing/2016/5/13/chartex" xmlns:cx8="http://schemas.microsoft.com/office/drawing/2016/5/14/chartex" xmlns:mc="http://schemas.openxmlformats.org/markup-compatibility/2006" xmlns:aink="http://schemas.microsoft.com/office/drawing/2016/ink" xmlns:am3d="http://schemas.microsoft.com/office/drawing/2017/model3d" xmlns:o="urn:schemas-microsoft-com:office:office" xmlns:r="http://schemas.openxmlformats.org/officeDocument/2006/relationships" xmlns:m="http://schemas.openxmlformats.org/officeDocument/2006/math" xmlns:v="urn:schemas-microsoft-com:vml" xmlns:wp14="http://schemas.microsoft.com/office/word/2010/wordprocessingDrawing" xmlns:wp="http://schemas.openxmlformats.org/drawingml/2006/wordprocessingDrawing" xmlns:w10="urn:schemas-microsoft-com:office:word" xmlns:w="http://schemas.openxmlformats.org/wordprocessingml/2006/main" xmlns:w14="http://schemas.microsoft.com/office/word/2010/wordml" xmlns:w15="http://schemas.microsoft.com/office/word/2012/wordml" xmlns:w16cid="http://schemas.microsoft.com/office/word/2016/wordml/cid" xmlns:w16se="http://schemas.microsoft.com/office/word/2015/wordml/symex" xmlns:wpg="http://schemas.microsoft.com/office/word/2010/wordprocessingGroup" xmlns:wpi="http://schemas.microsoft.com/office/word/2010/wordprocessingInk" xmlns:wne="http://schemas.microsoft.com/office/word/2006/wordml" xmlns:wps="http://schemas.microsoft.com/office/word/2010/wordprocessingShape" mc:Ignorable="w14 w15 w16se w16cid wp14">
+  <w:endnote w:type="separator" w:id="-1">
+    <w:p>
+      <w:pPr>
+        <w:spacing w:after="0" w:line="240" w:lineRule="auto"/>
+      </w:pPr>
+      <w:r>
+        <w:separator/>
+      </w:r>
+    </w:p>
+  </w:endnote>
+  <w:endnote w:type="continuationSeparator" w:id="0">
+    <w:p>
+      <w:pPr>
+        <w:spacing w:after="0" w:line="240" w:lineRule="auto"/>
+      </w:pPr>
+      <w:r>
+        <w:continuationSeparator/>
+      </w:r>
+    </w:p>
+  </w:endnote>
+</w:endnotes>
+</file>
+
+<file path=word/footnotes.xml><?xml version="1.0" encoding="utf-8"?>
+<w:footnotes xmlns:wpc="http://schemas.microsoft.com/office/word/2010/wordprocessingCanvas" xmlns:cx="http://schemas.microsoft.com/office/drawing/2014/chartex" xmlns:cx1="http://schemas.microsoft.com/office/drawing/2015/9/8/chartex" xmlns:cx2="http://schemas.microsoft.com/office/drawing/2015/10/21/chartex" xmlns:cx3="http://schemas.microsoft.com/office/drawing/2016/5/9/chartex" xmlns:cx4="http://schemas.microsoft.com/office/drawing/2016/5/10/chartex" xmlns:cx5="http://schemas.microsoft.com/office/drawing/2016/5/11/chartex" xmlns:cx6="http://schemas.microsoft.com/office/drawing/2016/5/12/chartex" xmlns:cx7="http://schemas.microsoft.com/office/drawing/2016/5/13/chartex" xmlns:cx8="http://schemas.microsoft.com/office/drawing/2016/5/14/chartex" xmlns:mc="http://schemas.openxmlformats.org/markup-compatibility/2006" xmlns:aink="http://schemas.microsoft.com/office/drawing/2016/ink" xmlns:am3d="http://schemas.microsoft.com/office/drawing/2017/model3d" xmlns:o="urn:schemas-microsoft-com:office:office" xmlns:r="http://schemas.openxmlformats.org/officeDocument/2006/relationships" xmlns:m="http://schemas.openxmlformats.org/officeDocument/2006/math" xmlns:v="urn:schemas-microsoft-com:vml" xmlns:wp14="http://schemas.microsoft.com/office/word/2010/wordprocessingDrawing" xmlns:wp="http://schemas.openxmlformats.org/drawingml/2006/wordprocessingDrawing" xmlns:w10="urn:schemas-microsoft-com:office:word" xmlns:w="http://schemas.openxmlformats.org/wordprocessingml/2006/main" xmlns:w14="http://schemas.microsoft.com/office/word/2010/wordml" xmlns:w15="http://schemas.microsoft.com/office/word/2012/wordml" xmlns:w16cid="http://schemas.microsoft.com/office/word/2016/wordml/cid" xmlns:w16se="http://schemas.microsoft.com/office/word/2015/wordml/symex" xmlns:wpg="http://schemas.microsoft.com/office/word/2010/wordprocessingGroup" xmlns:wpi="http://schemas.microsoft.com/office/word/2010/wordprocessingInk" xmlns:wne="http://schemas.microsoft.com/office/word/2006/wordml" xmlns:wps="http://schemas.microsoft.com/office/word/2010/wordprocessingShape" mc:Ignorable="w14 w15 w16se w16cid wp14">
+  <w:footnote w:type="separator" w:id="-1">
+    <w:p>
+      <w:pPr>
+        <w:spacing w:after="0" w:line="240" w:lineRule="auto"/>
+      </w:pPr>
+      <w:r>
+        <w:separator/>
+      </w:r>
+    </w:p>
+  </w:footnote>
+  <w:footnote w:type="continuationSeparator" w:id="0">
+    <w:p>
+      <w:pPr>
+        <w:spacing w:after="0" w:line="240" w:lineRule="auto"/>
+      </w:pPr>
+      <w:r>
+        <w:continuationSeparator/>
+      </w:r>
+    </w:p>
+  </w:footnote>
+</w:footnotes>
 </file>
 
 <file path=word/styles.xml><?xml version="1.0" encoding="utf-8"?>
@@ -572,6 +868,45 @@
     <w:semiHidden/>
     <w:unhideWhenUsed/>
   </w:style>
+  <w:style w:type="paragraph" w:styleId="EndnoteText">
+    <w:name w:val="endnote text"/>
+    <w:basedOn w:val="Normal"/>
+    <w:link w:val="EndnoteTextChar"/>
+    <w:uiPriority w:val="99"/>
+    <w:semiHidden/>
+    <w:unhideWhenUsed/>
+    <w:rsid w:val="00D4685F"/>
+    <w:pPr>
+      <w:spacing w:after="0" w:line="240" w:lineRule="auto"/>
+    </w:pPr>
+    <w:rPr>
+      <w:sz w:val="20"/>
+      <w:szCs w:val="20"/>
+    </w:rPr>
+  </w:style>
+  <w:style w:type="character" w:customStyle="1" w:styleId="EndnoteTextChar">
+    <w:name w:val="Endnote Text Char"/>
+    <w:basedOn w:val="DefaultParagraphFont"/>
+    <w:link w:val="EndnoteText"/>
+    <w:uiPriority w:val="99"/>
+    <w:semiHidden/>
+    <w:rsid w:val="00D4685F"/>
+    <w:rPr>
+      <w:sz w:val="20"/>
+      <w:szCs w:val="20"/>
+    </w:rPr>
+  </w:style>
+  <w:style w:type="character" w:styleId="EndnoteReference">
+    <w:name w:val="endnote reference"/>
+    <w:basedOn w:val="DefaultParagraphFont"/>
+    <w:uiPriority w:val="99"/>
+    <w:semiHidden/>
+    <w:unhideWhenUsed/>
+    <w:rsid w:val="00D4685F"/>
+    <w:rPr>
+      <w:vertAlign w:val="superscript"/>
+    </w:rPr>
+  </w:style>
 </w:styles>
 </file>
 
